--- a/job-application/Thndr/Moamen_Basyoni_Cover_Letter_Thndr.docx
+++ b/job-application/Thndr/Moamen_Basyoni_Cover_Letter_Thndr.docx
@@ -237,7 +237,7 @@
         </w:numPr>
       </w:pPr>
       <w:r>
-        <w:t xml:space="preserve">Production ownership — I troubleshoot live issues and performance-tune; a runtime rule engine I built runs 45% faster, and an API gateway change cut deployment downtime from two hours to fifteen minutes.</w:t>
+        <w:t xml:space="preserve">Production ownership — I troubleshoot live issues and performance-tune; a runtime rule engine I built runs 60% faster, and an API gateway change cut deployment downtime from two hours to fifteen minutes.</w:t>
       </w:r>
     </w:p>
     <w:p>
